--- a/downloads/Case_Form.docx
+++ b/downloads/Case_Form.docx
@@ -9,22 +9,6 @@
           <w:sz w:val="28"/>
         </w:rPr>
         <w:t>Case Form / Бланк кейса</w:t>
-      </w:r>
-    </w:p>
-    <w:p>
-      <w:r>
-        <w:rPr>
-          <w:sz w:val="20"/>
-        </w:rPr>
-        <w:t>Use this sheet to define parameters and provide the source text.</w:t>
-      </w:r>
-    </w:p>
-    <w:p>
-      <w:r>
-        <w:rPr>
-          <w:sz w:val="20"/>
-        </w:rPr>
-        <w:t>Бланк для задания параметров и исходного текста.</w:t>
       </w:r>
     </w:p>
     <w:p>
@@ -49,32 +33,21 @@
     </w:p>
     <w:p>
       <w:r>
-        <w:t>Цель (коммуникативная задача): ___________________________________</w:t>
+        <w:t>Цель: ____________________________________________________________</w:t>
       </w:r>
     </w:p>
     <w:p>
       <w:r>
-        <w:t>Стратегия (доместикация/форенизация/перевод+комментарий): ________</w:t>
+        <w:t>Стратегия: _______________________________________________________</w:t>
       </w:r>
     </w:p>
-    <w:p/>
     <w:p>
       <w:r>
         <w:rPr>
           <w:b/>
           <w:sz w:val="24"/>
         </w:rPr>
-        <w:t>Исходный текст / Source text</w:t>
-      </w:r>
-    </w:p>
-    <w:p>
-      <w:r>
-        <w:t>_______________________________________________________________</w:t>
-      </w:r>
-    </w:p>
-    <w:p>
-      <w:r>
-        <w:t>_______________________________________________________________</w:t>
+        <w:t>Исходный текст</w:t>
       </w:r>
     </w:p>
     <w:p>

--- a/downloads/Case_Form.docx
+++ b/downloads/Case_Form.docx
@@ -8,61 +8,12 @@
           <w:b/>
           <w:sz w:val="28"/>
         </w:rPr>
-        <w:t>Case Form / Бланк кейса</w:t>
+        <w:t>Case_Form / Бланк кейса</w:t>
       </w:r>
     </w:p>
     <w:p>
       <w:r>
-        <w:t>Название кейса: _________________________________________________</w:t>
-      </w:r>
-    </w:p>
-    <w:p>
-      <w:r>
-        <w:t>Исходный язык: ____________  Целевой язык: ______________________</w:t>
-      </w:r>
-    </w:p>
-    <w:p>
-      <w:r>
-        <w:t>Адресат: _________________________________________________________</w:t>
-      </w:r>
-    </w:p>
-    <w:p>
-      <w:r>
-        <w:t>Жанр/контекст: ___________________________________________________</w:t>
-      </w:r>
-    </w:p>
-    <w:p>
-      <w:r>
-        <w:t>Цель: ____________________________________________________________</w:t>
-      </w:r>
-    </w:p>
-    <w:p>
-      <w:r>
-        <w:t>Стратегия: _______________________________________________________</w:t>
-      </w:r>
-    </w:p>
-    <w:p>
-      <w:r>
-        <w:rPr>
-          <w:b/>
-          <w:sz w:val="24"/>
-        </w:rPr>
-        <w:t>Исходный текст</w:t>
-      </w:r>
-    </w:p>
-    <w:p>
-      <w:r>
-        <w:t>_______________________________________________________________</w:t>
-      </w:r>
-    </w:p>
-    <w:p>
-      <w:r>
-        <w:t>_______________________________________________________________</w:t>
-      </w:r>
-    </w:p>
-    <w:p>
-      <w:r>
-        <w:t>_______________________________________________________________</w:t>
+        <w:t>Название, языки, адресат, жанр, цель, стратегия, исходный текст.</w:t>
       </w:r>
     </w:p>
     <w:sectPr>
